--- a/info/TonyPi_Notes.docx
+++ b/info/TonyPi_Notes.docx
@@ -16,84 +16,256 @@
         <w:spacing w:after="150" w:before="300"/>
       </w:pPr>
       <w:r>
-        <w:t xml:space="preserve">Connecting to WiFi (for SSH/SFTP)</w:t>
-      </w:r>
-    </w:p>
-    <w:p>
-      <w:pPr>
-        <w:pStyle w:val="ListParagraph"/>
-        <w:numPr>
-          <w:ilvl w:val="0"/>
-          <w:numId w:val="2"/>
-        </w:numPr>
-      </w:pPr>
-      <w:r>
-        <w:t xml:space="preserve">Open a terminal, run </w:t>
-      </w:r>
-      <w:r>
-        <w:rPr>
-          <w:rFonts w:ascii="Consolas" w:cs="Consolas" w:eastAsia="Consolas" w:hAnsi="Consolas"/>
-        </w:rPr>
-        <w:t xml:space="preserve">vi wpa_supplicant.conf</w:t>
-      </w:r>
-      <w:r>
-        <w:t xml:space="preserve">, and add </w:t>
-      </w:r>
-      <w:r>
-        <w:rPr>
-          <w:rFonts w:ascii="Consolas" w:cs="Consolas" w:eastAsia="Consolas" w:hAnsi="Consolas"/>
-        </w:rPr>
-        <w:t xml:space="preserve">ssid="wifi_name"</w:t>
-      </w:r>
-      <w:r>
-        <w:t xml:space="preserve"> and </w:t>
-      </w:r>
-      <w:r>
-        <w:rPr>
-          <w:rFonts w:ascii="Consolas" w:cs="Consolas" w:eastAsia="Consolas" w:hAnsi="Consolas"/>
-        </w:rPr>
-        <w:t xml:space="preserve">psk="password"</w:t>
-      </w:r>
-      <w:r>
-        <w:t xml:space="preserve"> (with your actual network name and password)</w:t>
-      </w:r>
-    </w:p>
-    <w:p>
-      <w:pPr>
-        <w:pStyle w:val="ListParagraph"/>
-        <w:numPr>
-          <w:ilvl w:val="0"/>
-          <w:numId w:val="2"/>
-        </w:numPr>
-      </w:pPr>
-      <w:r>
-        <w:t xml:space="preserve">To find the Pi's IP address afterward, run </w:t>
-      </w:r>
-      <w:r>
-        <w:rPr>
-          <w:rFonts w:ascii="Consolas" w:cs="Consolas" w:eastAsia="Consolas" w:hAnsi="Consolas"/>
-        </w:rPr>
-        <w:t xml:space="preserve">hostname -I</w:t>
-      </w:r>
-    </w:p>
-    <w:p>
-      <w:pPr>
-        <w:pStyle w:val="ListParagraph"/>
-        <w:numPr>
-          <w:ilvl w:val="0"/>
-          <w:numId w:val="2"/>
-        </w:numPr>
-      </w:pPr>
-      <w:r>
-        <w:t xml:space="preserve">Current known IP for the TonyPi: </w:t>
-      </w:r>
-      <w:r>
-        <w:rPr>
-          <w:rFonts w:ascii="Consolas" w:cs="Consolas" w:eastAsia="Consolas" w:hAnsi="Consolas"/>
-          <w:b/>
-          <w:bCs/>
-        </w:rPr>
-        <w:t xml:space="preserve">192.168.1.160</w:t>
+        <w:t xml:space="preserve">1. TonyPi Demo (Outreach / Showing Visitors the Robot)</w:t>
+      </w:r>
+    </w:p>
+    <w:p>
+      <w:pPr>
+        <w:spacing w:after="150"/>
+      </w:pPr>
+      <w:r>
+        <w:t xml:space="preserve">Turn on the robot and the Sony DualShock 4 wireless controller. If the DualShock 4 is not turned on, the demo script will not run — it checks for a connected controller once at startup and quits immediately if none is found, so you'll need to turn the controller on and restart the robot (or the script) if this happens. The script runs automatically on boot via autostart, so once the robot is powered on and the controller is on, you can pick up the joystick and start controlling it right away.</w:t>
+      </w:r>
+    </w:p>
+    <w:p>
+      <w:pPr>
+        <w:pStyle w:val="Heading2"/>
+        <w:spacing w:after="150" w:before="200"/>
+      </w:pPr>
+      <w:r>
+        <w:t xml:space="preserve">Joystick Button Map</w:t>
+      </w:r>
+    </w:p>
+    <w:p>
+      <w:pPr>
+        <w:pStyle w:val="ListParagraph"/>
+        <w:numPr>
+          <w:ilvl w:val="0"/>
+          <w:numId w:val="2"/>
+        </w:numPr>
+        <w:spacing w:after="100"/>
+      </w:pPr>
+      <w:r>
+        <w:rPr>
+          <w:b/>
+          <w:bCs/>
+        </w:rPr>
+        <w:t xml:space="preserve">Left stick, up/down: </w:t>
+      </w:r>
+      <w:r>
+        <w:t xml:space="preserve">walk forward / backward</w:t>
+      </w:r>
+    </w:p>
+    <w:p>
+      <w:pPr>
+        <w:pStyle w:val="ListParagraph"/>
+        <w:numPr>
+          <w:ilvl w:val="0"/>
+          <w:numId w:val="2"/>
+        </w:numPr>
+        <w:spacing w:after="100"/>
+      </w:pPr>
+      <w:r>
+        <w:rPr>
+          <w:b/>
+          <w:bCs/>
+        </w:rPr>
+        <w:t xml:space="preserve">Left stick, left/right: </w:t>
+      </w:r>
+      <w:r>
+        <w:t xml:space="preserve">strafe left / right</w:t>
+      </w:r>
+    </w:p>
+    <w:p>
+      <w:pPr>
+        <w:pStyle w:val="ListParagraph"/>
+        <w:numPr>
+          <w:ilvl w:val="0"/>
+          <w:numId w:val="2"/>
+        </w:numPr>
+        <w:spacing w:after="100"/>
+      </w:pPr>
+      <w:r>
+        <w:rPr>
+          <w:b/>
+          <w:bCs/>
+        </w:rPr>
+        <w:t xml:space="preserve">Right stick: </w:t>
+      </w:r>
+      <w:r>
+        <w:t xml:space="preserve">look around (head pan/tilt)</w:t>
+      </w:r>
+    </w:p>
+    <w:p>
+      <w:pPr>
+        <w:pStyle w:val="ListParagraph"/>
+        <w:numPr>
+          <w:ilvl w:val="0"/>
+          <w:numId w:val="2"/>
+        </w:numPr>
+        <w:spacing w:after="100"/>
+      </w:pPr>
+      <w:r>
+        <w:rPr>
+          <w:b/>
+          <w:bCs/>
+        </w:rPr>
+        <w:t xml:space="preserve">L1: </w:t>
+      </w:r>
+      <w:r>
+        <w:t xml:space="preserve">turn left</w:t>
+      </w:r>
+    </w:p>
+    <w:p>
+      <w:pPr>
+        <w:pStyle w:val="ListParagraph"/>
+        <w:numPr>
+          <w:ilvl w:val="0"/>
+          <w:numId w:val="2"/>
+        </w:numPr>
+        <w:spacing w:after="100"/>
+      </w:pPr>
+      <w:r>
+        <w:rPr>
+          <w:b/>
+          <w:bCs/>
+        </w:rPr>
+        <w:t xml:space="preserve">R1: </w:t>
+      </w:r>
+      <w:r>
+        <w:t xml:space="preserve">turn right</w:t>
+      </w:r>
+    </w:p>
+    <w:p>
+      <w:pPr>
+        <w:pStyle w:val="ListParagraph"/>
+        <w:numPr>
+          <w:ilvl w:val="0"/>
+          <w:numId w:val="2"/>
+        </w:numPr>
+        <w:spacing w:after="100"/>
+      </w:pPr>
+      <w:r>
+        <w:rPr>
+          <w:b/>
+          <w:bCs/>
+        </w:rPr>
+        <w:t xml:space="preserve">L3 (press the left stick): </w:t>
+      </w:r>
+      <w:r>
+        <w:t xml:space="preserve">toggle crouch / stand</w:t>
+      </w:r>
+    </w:p>
+    <w:p>
+      <w:pPr>
+        <w:pStyle w:val="ListParagraph"/>
+        <w:numPr>
+          <w:ilvl w:val="0"/>
+          <w:numId w:val="2"/>
+        </w:numPr>
+        <w:spacing w:after="100"/>
+      </w:pPr>
+      <w:r>
+        <w:rPr>
+          <w:b/>
+          <w:bCs/>
+        </w:rPr>
+        <w:t xml:space="preserve">Square: </w:t>
+      </w:r>
+      <w:r>
+        <w:t xml:space="preserve">sit-ups</w:t>
+      </w:r>
+    </w:p>
+    <w:p>
+      <w:pPr>
+        <w:pStyle w:val="ListParagraph"/>
+        <w:numPr>
+          <w:ilvl w:val="0"/>
+          <w:numId w:val="2"/>
+        </w:numPr>
+        <w:spacing w:after="100"/>
+      </w:pPr>
+      <w:r>
+        <w:rPr>
+          <w:b/>
+          <w:bCs/>
+        </w:rPr>
+        <w:t xml:space="preserve">Triangle: </w:t>
+      </w:r>
+      <w:r>
+        <w:t xml:space="preserve">twist (dance move)</w:t>
+      </w:r>
+    </w:p>
+    <w:p>
+      <w:pPr>
+        <w:pStyle w:val="ListParagraph"/>
+        <w:numPr>
+          <w:ilvl w:val="0"/>
+          <w:numId w:val="2"/>
+        </w:numPr>
+        <w:spacing w:after="100"/>
+      </w:pPr>
+      <w:r>
+        <w:rPr>
+          <w:b/>
+          <w:bCs/>
+        </w:rPr>
+        <w:t xml:space="preserve">Cross (X): </w:t>
+      </w:r>
+      <w:r>
+        <w:t xml:space="preserve">chest pound</w:t>
+      </w:r>
+    </w:p>
+    <w:p>
+      <w:pPr>
+        <w:pStyle w:val="ListParagraph"/>
+        <w:numPr>
+          <w:ilvl w:val="0"/>
+          <w:numId w:val="2"/>
+        </w:numPr>
+        <w:spacing w:after="100"/>
+      </w:pPr>
+      <w:r>
+        <w:rPr>
+          <w:b/>
+          <w:bCs/>
+        </w:rPr>
+        <w:t xml:space="preserve">Circle: </w:t>
+      </w:r>
+      <w:r>
+        <w:t xml:space="preserve">wave</w:t>
+      </w:r>
+    </w:p>
+    <w:p>
+      <w:pPr>
+        <w:pStyle w:val="ListParagraph"/>
+        <w:numPr>
+          <w:ilvl w:val="0"/>
+          <w:numId w:val="2"/>
+        </w:numPr>
+        <w:spacing w:after="100"/>
+      </w:pPr>
+      <w:r>
+        <w:rPr>
+          <w:b/>
+          <w:bCs/>
+        </w:rPr>
+        <w:t xml:space="preserve">Automatic (no button): </w:t>
+      </w:r>
+      <w:r>
+        <w:t xml:space="preserve">if the robot tips over, it stands itself back up on its own — fall detection runs continuously in the background the whole time the demo is running</w:t>
+      </w:r>
+    </w:p>
+    <w:p>
+      <w:pPr>
+        <w:spacing w:after="150" w:before="100"/>
+      </w:pPr>
+      <w:r>
+        <w:rPr>
+          <w:i/>
+          <w:iCs/>
+        </w:rPr>
+        <w:t xml:space="preserve">Note: L2/R2, Select/Share, Start/Options, R3, and the D-pad aren't wired to anything in the demo.</w:t>
       </w:r>
     </w:p>
     <w:p>
@@ -102,16 +274,348 @@
         <w:spacing w:after="150" w:before="400"/>
       </w:pPr>
       <w:r>
-        <w:t xml:space="preserve">Running the Demo</w:t>
-      </w:r>
-    </w:p>
-    <w:p>
-      <w:pPr>
-        <w:pStyle w:val="ListParagraph"/>
-        <w:numPr>
-          <w:ilvl w:val="0"/>
-          <w:numId w:val="2"/>
-        </w:numPr>
+        <w:t xml:space="preserve">2. Modifying the Autostart (If You Want to Change the Startup Script)</w:t>
+      </w:r>
+    </w:p>
+    <w:p>
+      <w:pPr>
+        <w:spacing w:after="100"/>
+      </w:pPr>
+      <w:r>
+        <w:t xml:space="preserve">Here's exactly how the autostart was set up, for reference:</w:t>
+      </w:r>
+    </w:p>
+    <w:p>
+      <w:pPr>
+        <w:pStyle w:val="ListParagraph"/>
+        <w:numPr>
+          <w:ilvl w:val="0"/>
+          <w:numId w:val="2"/>
+        </w:numPr>
+        <w:spacing w:after="100"/>
+      </w:pPr>
+      <w:r>
+        <w:t xml:space="preserve">Enabled Desktop Autologin via </w:t>
+      </w:r>
+      <w:r>
+        <w:rPr>
+          <w:rFonts w:ascii="Consolas" w:cs="Consolas" w:eastAsia="Consolas" w:hAnsi="Consolas"/>
+        </w:rPr>
+        <w:t xml:space="preserve">sudo raspi-config</w:t>
+      </w:r>
+      <w:r>
+        <w:t xml:space="preserve"> → System Options → Boot / Auto Login → Desktop Autologin, so the robot boots straight to the desktop with nobody needing to log in</w:t>
+      </w:r>
+    </w:p>
+    <w:p>
+      <w:pPr>
+        <w:pStyle w:val="ListParagraph"/>
+        <w:numPr>
+          <w:ilvl w:val="0"/>
+          <w:numId w:val="2"/>
+        </w:numPr>
+        <w:spacing w:after="100"/>
+      </w:pPr>
+      <w:r>
+        <w:t xml:space="preserve">Created an autostart entry at </w:t>
+      </w:r>
+      <w:r>
+        <w:rPr>
+          <w:rFonts w:ascii="Consolas" w:cs="Consolas" w:eastAsia="Consolas" w:hAnsi="Consolas"/>
+        </w:rPr>
+        <w:t xml:space="preserve">~/.config/autostart/tonypi-demo.desktop</w:t>
+      </w:r>
+      <w:r>
+        <w:t xml:space="preserve"> containing:</w:t>
+      </w:r>
+    </w:p>
+    <w:p>
+      <w:pPr>
+        <w:shd w:fill="F2F2F2" w:val="clear"/>
+        <w:spacing w:after="0"/>
+      </w:pPr>
+      <w:r>
+        <w:rPr>
+          <w:rFonts w:ascii="Consolas" w:cs="Consolas" w:eastAsia="Consolas" w:hAnsi="Consolas"/>
+          <w:sz w:val="20"/>
+          <w:szCs w:val="20"/>
+        </w:rPr>
+        <w:t xml:space="preserve">[Desktop Entry]</w:t>
+      </w:r>
+    </w:p>
+    <w:p>
+      <w:pPr>
+        <w:shd w:fill="F2F2F2" w:val="clear"/>
+        <w:spacing w:after="0"/>
+      </w:pPr>
+      <w:r>
+        <w:rPr>
+          <w:rFonts w:ascii="Consolas" w:cs="Consolas" w:eastAsia="Consolas" w:hAnsi="Consolas"/>
+          <w:sz w:val="20"/>
+          <w:szCs w:val="20"/>
+        </w:rPr>
+        <w:t xml:space="preserve">Type=Application</w:t>
+      </w:r>
+    </w:p>
+    <w:p>
+      <w:pPr>
+        <w:shd w:fill="F2F2F2" w:val="clear"/>
+        <w:spacing w:after="0"/>
+      </w:pPr>
+      <w:r>
+        <w:rPr>
+          <w:rFonts w:ascii="Consolas" w:cs="Consolas" w:eastAsia="Consolas" w:hAnsi="Consolas"/>
+          <w:sz w:val="20"/>
+          <w:szCs w:val="20"/>
+        </w:rPr>
+        <w:t xml:space="preserve">Name=TonyPi Demo</w:t>
+      </w:r>
+    </w:p>
+    <w:p>
+      <w:pPr>
+        <w:shd w:fill="F2F2F2" w:val="clear"/>
+        <w:spacing w:after="0"/>
+      </w:pPr>
+      <w:r>
+        <w:rPr>
+          <w:rFonts w:ascii="Consolas" w:cs="Consolas" w:eastAsia="Consolas" w:hAnsi="Consolas"/>
+          <w:sz w:val="20"/>
+          <w:szCs w:val="20"/>
+        </w:rPr>
+        <w:t xml:space="preserve">Exec=lxterminal --working-directory=/home/pi/Desktop -e bash -c "/home/pi/Desktop/TonyPi_demo.sh; exec bash"</w:t>
+      </w:r>
+    </w:p>
+    <w:p>
+      <w:pPr>
+        <w:shd w:fill="F2F2F2" w:val="clear"/>
+        <w:spacing w:after="150"/>
+      </w:pPr>
+      <w:r>
+        <w:rPr>
+          <w:rFonts w:ascii="Consolas" w:cs="Consolas" w:eastAsia="Consolas" w:hAnsi="Consolas"/>
+          <w:sz w:val="20"/>
+          <w:szCs w:val="20"/>
+        </w:rPr>
+        <w:t xml:space="preserve">X-GNOME-Autostart-enabled=true</w:t>
+      </w:r>
+    </w:p>
+    <w:p>
+      <w:pPr>
+        <w:pStyle w:val="ListParagraph"/>
+        <w:numPr>
+          <w:ilvl w:val="0"/>
+          <w:numId w:val="2"/>
+        </w:numPr>
+        <w:spacing w:after="100"/>
+      </w:pPr>
+      <w:r>
+        <w:t xml:space="preserve">This opens a visible terminal window on the robot's own screen and runs the demo script. Closing that terminal (or Ctrl+C inside it) kills the script immediately — that's what frees up the robot for someone else to program.</w:t>
+      </w:r>
+    </w:p>
+    <w:p>
+      <w:pPr>
+        <w:pStyle w:val="Heading2"/>
+        <w:spacing w:after="150" w:before="200"/>
+      </w:pPr>
+      <w:r>
+        <w:t xml:space="preserve">To Turn It Off</w:t>
+      </w:r>
+    </w:p>
+    <w:p>
+      <w:pPr>
+        <w:pStyle w:val="ListParagraph"/>
+        <w:numPr>
+          <w:ilvl w:val="0"/>
+          <w:numId w:val="2"/>
+        </w:numPr>
+        <w:spacing w:after="100"/>
+      </w:pPr>
+      <w:r>
+        <w:t xml:space="preserve">Easiest: comment out the </w:t>
+      </w:r>
+      <w:r>
+        <w:rPr>
+          <w:rFonts w:ascii="Consolas" w:cs="Consolas" w:eastAsia="Consolas" w:hAnsi="Consolas"/>
+        </w:rPr>
+        <w:t xml:space="preserve">Exec=</w:t>
+      </w:r>
+      <w:r>
+        <w:t xml:space="preserve"> line by adding a </w:t>
+      </w:r>
+      <w:r>
+        <w:rPr>
+          <w:rFonts w:ascii="Consolas" w:cs="Consolas" w:eastAsia="Consolas" w:hAnsi="Consolas"/>
+        </w:rPr>
+        <w:t xml:space="preserve">#</w:t>
+      </w:r>
+      <w:r>
+        <w:t xml:space="preserve"> in front of it (</w:t>
+      </w:r>
+      <w:r>
+        <w:rPr>
+          <w:rFonts w:ascii="Consolas" w:cs="Consolas" w:eastAsia="Consolas" w:hAnsi="Consolas"/>
+        </w:rPr>
+        <w:t xml:space="preserve">vi ~/.config/autostart/tonypi-demo.desktop</w:t>
+      </w:r>
+      <w:r>
+        <w:t xml:space="preserve">) — this disables it without deleting the file, so you can uncomment it later to turn it back on</w:t>
+      </w:r>
+    </w:p>
+    <w:p>
+      <w:pPr>
+        <w:pStyle w:val="ListParagraph"/>
+        <w:numPr>
+          <w:ilvl w:val="0"/>
+          <w:numId w:val="2"/>
+        </w:numPr>
+        <w:spacing w:after="100"/>
+      </w:pPr>
+      <w:r>
+        <w:t xml:space="preserve">Or delete the file entirely: </w:t>
+      </w:r>
+      <w:r>
+        <w:rPr>
+          <w:rFonts w:ascii="Consolas" w:cs="Consolas" w:eastAsia="Consolas" w:hAnsi="Consolas"/>
+        </w:rPr>
+        <w:t xml:space="preserve">rm ~/.config/autostart/tonypi-demo.desktop</w:t>
+      </w:r>
+    </w:p>
+    <w:p>
+      <w:pPr>
+        <w:pStyle w:val="ListParagraph"/>
+        <w:numPr>
+          <w:ilvl w:val="0"/>
+          <w:numId w:val="2"/>
+        </w:numPr>
+        <w:spacing w:after="100"/>
+      </w:pPr>
+      <w:r>
+        <w:t xml:space="preserve">Either way, this only stops it from launching on the next boot. If the demo is already running when you do this, close its terminal window (or Ctrl+C inside it) to stop that running copy right away.</w:t>
+      </w:r>
+    </w:p>
+    <w:p>
+      <w:pPr>
+        <w:pStyle w:val="Heading1"/>
+        <w:spacing w:after="150" w:before="400"/>
+      </w:pPr>
+      <w:r>
+        <w:t xml:space="preserve">3. TonyPi Setup (Manual Run)</w:t>
+      </w:r>
+    </w:p>
+    <w:p>
+      <w:pPr>
+        <w:spacing w:after="150"/>
+      </w:pPr>
+      <w:r>
+        <w:t xml:space="preserve">Use this if you want to run the robot by hand instead of relying on autostart.</w:t>
+      </w:r>
+    </w:p>
+    <w:p>
+      <w:pPr>
+        <w:pStyle w:val="Heading2"/>
+        <w:spacing w:after="150" w:before="150"/>
+      </w:pPr>
+      <w:r>
+        <w:t xml:space="preserve">Connecting to WiFi (for SSH/SFTP)</w:t>
+      </w:r>
+    </w:p>
+    <w:p>
+      <w:pPr>
+        <w:pStyle w:val="ListParagraph"/>
+        <w:numPr>
+          <w:ilvl w:val="0"/>
+          <w:numId w:val="2"/>
+        </w:numPr>
+        <w:spacing w:after="100"/>
+      </w:pPr>
+      <w:r>
+        <w:t xml:space="preserve">Open a terminal, run </w:t>
+      </w:r>
+      <w:r>
+        <w:rPr>
+          <w:rFonts w:ascii="Consolas" w:cs="Consolas" w:eastAsia="Consolas" w:hAnsi="Consolas"/>
+        </w:rPr>
+        <w:t xml:space="preserve">vi wpa_supplicant.conf</w:t>
+      </w:r>
+      <w:r>
+        <w:t xml:space="preserve">, and add </w:t>
+      </w:r>
+      <w:r>
+        <w:rPr>
+          <w:rFonts w:ascii="Consolas" w:cs="Consolas" w:eastAsia="Consolas" w:hAnsi="Consolas"/>
+        </w:rPr>
+        <w:t xml:space="preserve">ssid="wifi_name"</w:t>
+      </w:r>
+      <w:r>
+        <w:t xml:space="preserve"> and </w:t>
+      </w:r>
+      <w:r>
+        <w:rPr>
+          <w:rFonts w:ascii="Consolas" w:cs="Consolas" w:eastAsia="Consolas" w:hAnsi="Consolas"/>
+        </w:rPr>
+        <w:t xml:space="preserve">psk="password"</w:t>
+      </w:r>
+      <w:r>
+        <w:t xml:space="preserve"> (with your actual network name and password)</w:t>
+      </w:r>
+    </w:p>
+    <w:p>
+      <w:pPr>
+        <w:pStyle w:val="ListParagraph"/>
+        <w:numPr>
+          <w:ilvl w:val="0"/>
+          <w:numId w:val="2"/>
+        </w:numPr>
+        <w:spacing w:after="100"/>
+      </w:pPr>
+      <w:r>
+        <w:t xml:space="preserve">To find the Pi's IP address afterward, run </w:t>
+      </w:r>
+      <w:r>
+        <w:rPr>
+          <w:rFonts w:ascii="Consolas" w:cs="Consolas" w:eastAsia="Consolas" w:hAnsi="Consolas"/>
+        </w:rPr>
+        <w:t xml:space="preserve">hostname -I</w:t>
+      </w:r>
+    </w:p>
+    <w:p>
+      <w:pPr>
+        <w:pStyle w:val="ListParagraph"/>
+        <w:numPr>
+          <w:ilvl w:val="0"/>
+          <w:numId w:val="2"/>
+        </w:numPr>
+        <w:spacing w:after="100"/>
+      </w:pPr>
+      <w:r>
+        <w:t xml:space="preserve">Current known IP for the TonyPi: </w:t>
+      </w:r>
+      <w:r>
+        <w:rPr>
+          <w:rFonts w:ascii="Consolas" w:cs="Consolas" w:eastAsia="Consolas" w:hAnsi="Consolas"/>
+          <w:b/>
+          <w:bCs/>
+        </w:rPr>
+        <w:t xml:space="preserve">192.168.1.160</w:t>
+      </w:r>
+    </w:p>
+    <w:p>
+      <w:pPr>
+        <w:pStyle w:val="Heading2"/>
+        <w:spacing w:after="150" w:before="250"/>
+      </w:pPr>
+      <w:r>
+        <w:t xml:space="preserve">Running the Demo (Manually)</w:t>
+      </w:r>
+    </w:p>
+    <w:p>
+      <w:pPr>
+        <w:pStyle w:val="ListParagraph"/>
+        <w:numPr>
+          <w:ilvl w:val="0"/>
+          <w:numId w:val="2"/>
+        </w:numPr>
+        <w:spacing w:after="100"/>
       </w:pPr>
       <w:r>
         <w:t xml:space="preserve">The demo uses the Sony DualShock 4 wireless controller — no USB dongle needed, it's set to autoconnect, so just turn it on</w:t>
@@ -124,6 +628,7 @@
           <w:ilvl w:val="0"/>
           <w:numId w:val="2"/>
         </w:numPr>
+        <w:spacing w:after="100"/>
       </w:pPr>
       <w:r>
         <w:t xml:space="preserve">Open a terminal, navigate to the desktop, and run </w:t>
